--- a/haccp/formatos/es/HACCP-02_ES.docx
+++ b/haccp/formatos/es/HACCP-02_ES.docx
@@ -39,7 +39,7 @@
           <w:sz w:val="20"/>
           <w:szCs w:val="20"/>
         </w:rPr>
-        <w:t xml:space="preserve">Versión 1.3 · 12 de agosto de 2026</w:t>
+        <w:t xml:space="preserve">Versión 1.4 · 17 de agosto de 2026</w:t>
       </w:r>
     </w:p>
     <w:p>
@@ -66,7 +66,7 @@
           <w:sz w:val="20"/>
           <w:szCs w:val="20"/>
         </w:rPr>
-        <w:t xml:space="preserve">Registrar temperaturas durante el enfriamiento. Límite crítico: de &gt;63°C a &lt;5°C en máximo 6 horas.</w:t>
+        <w:t xml:space="preserve">Registrar las temperaturas durante el proceso de enfriamiento. Límite crítico: de &gt;63°C a ≤5°C en un máximo de 6 horas.</w:t>
       </w:r>
     </w:p>
     <w:tbl>
@@ -163,7 +163,7 @@
                 <w:sz w:val="24"/>
                 <w:szCs w:val="24"/>
               </w:rPr>
-              <w:t xml:space="preserve">Producto / Lote</w:t>
+              <w:t xml:space="preserve">Producto/Lote</w:t>
             </w:r>
           </w:p>
         </w:tc>
@@ -233,7 +233,7 @@
                 <w:sz w:val="24"/>
                 <w:szCs w:val="24"/>
               </w:rPr>
-              <w:t xml:space="preserve">Temp. a 30 min (°C)</w:t>
+              <w:t xml:space="preserve">Temperatura 30 min (°C)</w:t>
             </w:r>
           </w:p>
         </w:tc>
@@ -268,7 +268,7 @@
                 <w:sz w:val="24"/>
                 <w:szCs w:val="24"/>
               </w:rPr>
-              <w:t xml:space="preserve">Temp. a 1 h (°C)</w:t>
+              <w:t xml:space="preserve">Temperatura 1 h (°C)</w:t>
             </w:r>
           </w:p>
         </w:tc>
@@ -303,7 +303,7 @@
                 <w:sz w:val="24"/>
                 <w:szCs w:val="24"/>
               </w:rPr>
-              <w:t xml:space="preserve">Temp. a 2 h (°C)</w:t>
+              <w:t xml:space="preserve">Temperatura 2 h (°C)</w:t>
             </w:r>
           </w:p>
         </w:tc>
@@ -338,7 +338,7 @@
                 <w:sz w:val="24"/>
                 <w:szCs w:val="24"/>
               </w:rPr>
-              <w:t xml:space="preserve">Temp. final (°C)</w:t>
+              <w:t xml:space="preserve">Temperatura final (°C)</w:t>
             </w:r>
           </w:p>
         </w:tc>
@@ -373,7 +373,7 @@
                 <w:sz w:val="24"/>
                 <w:szCs w:val="24"/>
               </w:rPr>
-              <w:t xml:space="preserve">¿&lt;5°C en 6 h? Sí/No</w:t>
+              <w:t xml:space="preserve">≤5°C en 6h Sí/No</w:t>
             </w:r>
           </w:p>
         </w:tc>
@@ -3367,7 +3367,7 @@
         <w:sz w:val="16"/>
         <w:szCs w:val="16"/>
       </w:rPr>
-      <w:t xml:space="preserve">Órale – Authentic Mexican Flavor Limited · CRO 805512 · Formato HACCP-02 v1.3</w:t>
+      <w:t xml:space="preserve">Órale – Authentic Mexican Flavor Limited · CRO 805512 · Formato HACCP-02 v1.4</w:t>
     </w:r>
   </w:p>
 </w:ftr>
